--- a/docs/qa/deliverables/runs/ATELIER-REPORT.docx
+++ b/docs/qa/deliverables/runs/ATELIER-REPORT.docx
@@ -47,7 +47,7 @@
         <w:rPr>
           <w:rFonts w:ascii="Aptos" w:cs="Aptos" w:eastAsia="Aptos" w:hAnsi="Aptos"/>
         </w:rPr>
-        <w:t xml:space="preserve">Generated: 2026-07-02</w:t>
+        <w:t xml:space="preserve">Generated: 2026-07-03</w:t>
       </w:r>
       <w:r>
         <w:br w:type="page"/>
